--- a/downloads/documents/04 Units/Unit 03 - Human Development and Relationships - Growing Up, Getting Along/Lesson 03.12 - Healthy vs Unhealthy Relationships the Signs.docx
+++ b/downloads/documents/04 Units/Unit 03 - Human Development and Relationships - Growing Up, Getting Along/Lesson 03.12 - Healthy vs Unhealthy Relationships the Signs.docx
@@ -339,7 +339,7 @@
         <w:t xml:space="preserve">Vocabulary 03.md</w:t>
       </w:r>
       <w:r>
-        <w:t xml:space="preserve">) for Turkish, Portuguese, and Spanish.</w:t>
+        <w:t xml:space="preserve">) for Spanish.</w:t>
       </w:r>
     </w:p>
     <w:p>
@@ -1293,7 +1293,7 @@
         <w:pStyle w:val="Compact"/>
       </w:pPr>
       <w:r>
-        <w:t xml:space="preserve">ELL: every sign has an icon on the slides and the sort mat (a handshake for respect, a lock for control, a circle of people with one pushed out for isolation, and so on); the 24 cards use short sentences with the sign word bolded in the key; the eleven sign words are listed in Turkish, Portuguese, and Spanish on the answer sheet (to be verified by a native speaker); sentence starter for the</w:t>
+        <w:t xml:space="preserve">ELL: every sign has an icon on the slides and the sort mat (a handshake for respect, a lock for control, a circle of people with one pushed out for isolation, and so on); the 24 cards use short sentences with the sign word bolded in the key; the eleven sign words are listed in Spanish on the answer sheet (to be verified by a native speaker); sentence starter for the</w:t>
       </w:r>
       <w:r>
         <w:t xml:space="preserve"> </w:t>
@@ -1945,7 +1945,7 @@
     <w:sectPr>
       <w:headerReference w:type="default" r:id="rId9"/>
       <w:pgSz w:w="12240" w:h="15840"/>
-      <w:pgMar w:top="1440" w:bottom="1440" w:left="1440" w:right="1440" w:header="504"/>
+      <w:pgMar w:top="1296" w:bottom="1296" w:left="1296" w:right="1296" w:header="504"/>
     </w:sectPr>
   </w:body>
 </w:document>
